--- a/outreach/research-square/manuscript.docx
+++ b/outreach/research-square/manuscript.docx
@@ -60,7 +60,7 @@
     </w:p>
     <w:p>
       <w:r>
-        <w:t>directly. Every eligible primary study in the corpus (354 studies</w:t>
+        <w:t>directly. Every eligible primary study in the corpus (360 studies</w:t>
       </w:r>
     </w:p>
     <w:p>
@@ -80,12 +80,12 @@
     </w:p>
     <w:p>
       <w:r>
-        <w:t>GRADE, and every claim traces to its primary source (DOI/PMID; 310</w:t>
+        <w:t>GRADE, and every claim traces to its primary source (DOI/PMID; 331</w:t>
       </w:r>
     </w:p>
     <w:p>
       <w:r>
-        <w:t>of 354 studies, 87.6%, have a mapped PMID). A gap-finding</w:t>
+        <w:t>of 360 studies, 91.9%, have a mapped PMID). A gap-finding</w:t>
       </w:r>
     </w:p>
     <w:p>
@@ -334,7 +334,7 @@
     </w:p>
     <w:p>
       <w:r>
-        <w:t>354 studies. Each record is stored with its DOI and/or PMID, a</w:t>
+        <w:t>360 studies. Each record is stored with its DOI and/or PMID, a</w:t>
       </w:r>
     </w:p>
     <w:p>
@@ -352,22 +352,22 @@
     </w:p>
     <w:p>
       <w:r>
-        <w:t>Every study is assigned exactly one of four tiers, or is marked as</w:t>
+        <w:t>Every study carries exactly one code naming the kind of study behind</w:t>
       </w:r>
     </w:p>
     <w:p>
       <w:r>
-        <w:t>sitting outside the A-D hierarchy entirely if it is a preprint or a</w:t>
+        <w:t>it, or is marked as sitting outside the hierarchy if it is a preprint or</w:t>
       </w:r>
     </w:p>
     <w:p>
       <w:r>
-        <w:t>registered trial with no results yet reported (grading either would</w:t>
+        <w:t>a registered trial with no results yet reported (coding either would</w:t>
       </w:r>
     </w:p>
     <w:p>
       <w:r>
-        <w:t>invent a strength that does not exist):</w:t>
+        <w:t>invent a claim that does not exist):</w:t>
       </w:r>
     </w:p>
     <w:p>
@@ -375,7 +375,7 @@
         <w:pStyle w:val="ListBullet"/>
       </w:pPr>
       <w:r>
-        <w:t>**Tier A** -- systematic review or meta-analysis.</w:t>
+        <w:t>**S** -- synthesis of human data: systematic review or meta-analysis.</w:t>
       </w:r>
     </w:p>
     <w:p>
@@ -383,7 +383,7 @@
         <w:pStyle w:val="ListBullet"/>
       </w:pPr>
       <w:r>
-        <w:t>**Tier B** -- a controlled or observational study in humans.</w:t>
+        <w:t>**H** -- a controlled or observational study in humans.</w:t>
       </w:r>
     </w:p>
     <w:p>
@@ -391,7 +391,7 @@
         <w:pStyle w:val="ListBullet"/>
       </w:pPr>
       <w:r>
-        <w:t>**Tier C** -- an animal model study (in this corpus, overwhelmingly mouse).</w:t>
+        <w:t>**A** -- an animal model study (in this corpus, overwhelmingly mouse).</w:t>
       </w:r>
     </w:p>
     <w:p>
@@ -399,7 +399,15 @@
         <w:pStyle w:val="ListBullet"/>
       </w:pPr>
       <w:r>
-        <w:t>**Tier D** -- mechanistic, in-vitro, or narrative-review evidence not captured by A-C.</w:t>
+        <w:t>**M** -- molecular: cells, biochemistry or structure.</w:t>
+      </w:r>
+    </w:p>
+    <w:p>
+      <w:pPr>
+        <w:pStyle w:val="ListBullet"/>
+      </w:pPr>
+      <w:r>
+        <w:t>**R** -- a narrative review: secondary literature, not a new result.</w:t>
       </w:r>
     </w:p>
     <w:p>
@@ -419,22 +427,62 @@
     </w:p>
     <w:p>
       <w:r>
-        <w:t>The four-tier scheme trades some of that granularity for a single,</w:t>
+        <w:t>The scheme trades some of that granularity for a single, unambiguous</w:t>
       </w:r>
     </w:p>
     <w:p>
       <w:r>
-        <w:t>unambiguous label a reader can act on immediately when scanning a list</w:t>
+        <w:t>label a reader can act on immediately when scanning a list of citations.</w:t>
       </w:r>
     </w:p>
     <w:p>
       <w:r>
-        <w:t>of citations. Tier is a property of study design, not of the paper's</w:t>
+        <w:t>The code is a property of study design, not of the paper's conclusion or</w:t>
       </w:r>
     </w:p>
     <w:p>
       <w:r>
-        <w:t>conclusion or perceived quality.</w:t>
+        <w:t>perceived quality.</w:t>
+      </w:r>
+    </w:p>
+    <w:p>
+      <w:r>
+        <w:t>Until September 2026 these codes were the letters A-D, ordered from</w:t>
+      </w:r>
+    </w:p>
+    <w:p>
+      <w:r>
+        <w:t>systematic review down to mechanistic work. They were renamed because a</w:t>
+      </w:r>
+    </w:p>
+    <w:p>
+      <w:r>
+        <w:t>lettered ladder is read as a grade however it is captioned, which</w:t>
+      </w:r>
+    </w:p>
+    <w:p>
+      <w:r>
+        <w:t>systematically undervalued the molecular studies that establish</w:t>
+      </w:r>
+    </w:p>
+    <w:p>
+      <w:r>
+        <w:t>mechanism. The stored data still carries the original letters; only what</w:t>
+      </w:r>
+    </w:p>
+    <w:p>
+      <w:r>
+        <w:t>a reader sees changed. R was split out of the old D at the same time,</w:t>
+      </w:r>
+    </w:p>
+    <w:p>
+      <w:r>
+        <w:t>because a review summarising other work is a different form of claim</w:t>
+      </w:r>
+    </w:p>
+    <w:p>
+      <w:r>
+        <w:t>from a new molecular result.</w:t>
       </w:r>
     </w:p>
     <w:p>
@@ -540,7 +588,7 @@
     </w:p>
     <w:p>
       <w:r>
-        <w:t>text is available (180 of 354 studies, 50.8%,</w:t>
+        <w:t>text is available (198 of 360 studies, 55.0%,</w:t>
       </w:r>
     </w:p>
     <w:p>
@@ -724,17 +772,17 @@
     </w:p>
     <w:p>
       <w:r>
-        <w:t>Corpus composition. Tier A (systematic review/meta-analysis): 2; Tier B (human trial): 35; Tier C (animal model): 97; Tier D (mechanistic/in-vitro/narrative review): 217; outside the A-D hierarchy: 2 preprint(s), 1 registered trial(s) not yet reported.</w:t>
+        <w:t>Corpus composition. S, synthesis of human data (systematic review/meta-analysis): 2; H, human study: 35; A, animal model: 101; M/R, molecular or review: 219; outside the hierarchy: 2 preprint(s), 1 registered trial(s) not yet reported.</w:t>
       </w:r>
     </w:p>
     <w:p>
       <w:r>
-        <w:t>Citation coverage. 310 of 354 studies (87.6%)</w:t>
+        <w:t>Citation coverage. 331 of 360 studies (91.9%)</w:t>
       </w:r>
     </w:p>
     <w:p>
       <w:r>
-        <w:t>carry a mapped PMID; 180 of 354 (50.8%) carry a</w:t>
+        <w:t>carry a mapped PMID; 198 of 360 (55.0%) carry a</w:t>
       </w:r>
     </w:p>
     <w:p>
@@ -899,7 +947,7 @@
     </w:p>
     <w:p>
       <w:r>
-        <w:t>against the current, larger 354-study corpus: 17 findings, all WARN severity (0 ERROR): 1x R11 dead-pathway-layer, 5x R12 unscoped-absence-claim, 3x R2 observational-missing-caveat, 8x R9 number-without-code. WARN findings are non-blocking, lower-severity notices (missing a confounding caveat on an observational study, a number stated without its source code nearby) rather than the overstatement-of-evidence-strength failures the validator's ERROR rules exist to block.</w:t>
+        <w:t>against the current, larger 360-study corpus: 1 findings, all WARN severity (0 ERROR): 1x R11 dead-pathway-layer. WARN findings are non-blocking, lower-severity notices (missing a confounding caveat on an observational study, a number stated without its source code nearby) rather than the overstatement-of-evidence-strength failures the validator's ERROR rules exist to block.</w:t>
       </w:r>
     </w:p>
     <w:p>
